--- a/HW4/Homework4_112034038_林彥妤.docx
+++ b/HW4/Homework4_112034038_林彥妤.docx
@@ -14,28 +14,7 @@
           <w:rFonts w:hint="eastAsia"/>
           <w:b/>
         </w:rPr>
-        <w:t xml:space="preserve">Homework </w:t>
-      </w:r>
-      <w:r>
-        <w:rPr>
-          <w:rFonts w:hint="eastAsia"/>
-          <w:b/>
-        </w:rPr>
-        <w:t>4</w:t>
-      </w:r>
-      <w:r>
-        <w:rPr>
-          <w:rFonts w:hint="eastAsia"/>
-          <w:b/>
-        </w:rPr>
-        <w:t xml:space="preserve">: </w:t>
-      </w:r>
-      <w:r>
-        <w:rPr>
-          <w:rFonts w:hint="eastAsia"/>
-          <w:b/>
-        </w:rPr>
-        <w:t>Predicting F1 Pit Stops</w:t>
+        <w:t xml:space="preserve">Homework 4: Predicting F1 Pit Stops</w:t>
       </w:r>
     </w:p>
     <w:p>
@@ -51,65 +30,7 @@
         <w:rPr>
           <w:rFonts w:hint="eastAsia"/>
         </w:rPr>
-        <w:t>利用</w:t>
-      </w:r>
-      <w:r>
-        <w:rPr>
-          <w:rFonts w:hint="eastAsia"/>
-        </w:rPr>
-        <w:t>車輛遙測與輪胎數據（如輪胎配方</w:t>
-      </w:r>
-      <w:r>
-        <w:rPr>
-          <w:rFonts w:hint="eastAsia"/>
-        </w:rPr>
-        <w:t>compound</w:t>
-      </w:r>
-      <w:r>
-        <w:rPr>
-          <w:rFonts w:hint="eastAsia"/>
-        </w:rPr>
-        <w:t>、累積磨損量</w:t>
-      </w:r>
-      <w:proofErr w:type="spellStart"/>
-      <w:r>
-        <w:rPr>
-          <w:rFonts w:hint="eastAsia"/>
-        </w:rPr>
-        <w:t>Cumulative_Degration</w:t>
-      </w:r>
-      <w:proofErr w:type="spellEnd"/>
-      <w:r>
-        <w:rPr>
-          <w:rFonts w:hint="eastAsia"/>
-        </w:rPr>
-        <w:t>、輪胎壽命</w:t>
-      </w:r>
-      <w:proofErr w:type="spellStart"/>
-      <w:r>
-        <w:rPr>
-          <w:rFonts w:hint="eastAsia"/>
-        </w:rPr>
-        <w:t>TyreLife</w:t>
-      </w:r>
-      <w:proofErr w:type="spellEnd"/>
-      <w:r>
-        <w:rPr>
-          <w:rFonts w:hint="eastAsia"/>
-        </w:rPr>
-        <w:t>等），來預測</w:t>
-      </w:r>
-      <w:r>
-        <w:rPr>
-          <w:rFonts w:hint="eastAsia"/>
-        </w:rPr>
-        <w:t>F1</w:t>
-      </w:r>
-      <w:r>
-        <w:rPr>
-          <w:rFonts w:hint="eastAsia"/>
-        </w:rPr>
-        <w:t>車手是否會在下一圈進站。這是一個二元分類的項目，且使用的資料危機於真實數據合成的，因此需要特別防範模型學習到合成過程中的隨機雜訊。</w:t>
+        <w:t>利用車輛遙測與輪胎數據（如輪胎配方compound、累積磨損量Cumulative_Degradation、輪胎壽命TyreLife等），來預測F1車手是否會在下一圈進站。這是一個二元分類的項目，且使用的資料基於真實數據合成的，因此需要特別防範模型學習到合成過程中的隨機雜訊。</w:t>
       </w:r>
     </w:p>
     <w:p>
@@ -132,15 +53,8 @@
         <w:rPr>
           <w:rFonts w:hint="eastAsia"/>
         </w:rPr>
-        <w:t>在初期選擇中，</w:t>
+        <w:t>在初期選擇中，考慮到資料及主要為結構化的表格數據，我選擇處理這類問題效率極高且預測能力強的</w:t>
       </w:r>
-      <w:r>
-        <w:rPr>
-          <w:rFonts w:hint="eastAsia"/>
-        </w:rPr>
-        <w:t>考慮到資料及主要為結構化的表格數據，我選擇處理這類問題效率極高且預測能力強的</w:t>
-      </w:r>
-      <w:proofErr w:type="spellStart"/>
       <w:r>
         <w:rPr>
           <w:rFonts w:hint="eastAsia"/>
@@ -148,36 +62,11 @@
         </w:rPr>
         <w:t>LightGBM</w:t>
       </w:r>
-      <w:proofErr w:type="spellEnd"/>
       <w:r>
         <w:rPr>
           <w:rFonts w:hint="eastAsia"/>
         </w:rPr>
-        <w:t>作為</w:t>
-      </w:r>
-      <w:r>
-        <w:rPr>
-          <w:rFonts w:hint="eastAsia"/>
-        </w:rPr>
-        <w:t>Baseline</w:t>
-      </w:r>
-      <w:r>
-        <w:rPr>
-          <w:rFonts w:hint="eastAsia"/>
-        </w:rPr>
-        <w:t>，並搭配</w:t>
-      </w:r>
-      <w:r>
-        <w:rPr>
-          <w:rFonts w:hint="eastAsia"/>
-        </w:rPr>
-        <w:t>5-Fold</w:t>
-      </w:r>
-      <w:r>
-        <w:rPr>
-          <w:rFonts w:hint="eastAsia"/>
-        </w:rPr>
-        <w:t>交叉驗證來進行訓練。</w:t>
+        <w:t>作為Baseline，並搭配5-Fold交叉驗證來進行訓練。</w:t>
       </w:r>
     </w:p>
     <w:p>
@@ -192,100 +81,15 @@
         <w:rPr>
           <w:rFonts w:hint="eastAsia"/>
         </w:rPr>
-        <w:t>在探索性資料分析階段，我發現資料集中的</w:t>
-      </w:r>
-      <w:r>
-        <w:rPr>
-          <w:rFonts w:hint="eastAsia"/>
-        </w:rPr>
-        <w:t>id</w:t>
-      </w:r>
-      <w:r>
-        <w:rPr>
-          <w:rFonts w:hint="eastAsia"/>
-        </w:rPr>
-        <w:t>與</w:t>
-      </w:r>
-      <w:r>
-        <w:rPr>
-          <w:rFonts w:hint="eastAsia"/>
-        </w:rPr>
-        <w:t>Driver</w:t>
-      </w:r>
-      <w:r>
-        <w:rPr>
-          <w:rFonts w:hint="eastAsia"/>
-        </w:rPr>
-        <w:t>是毫無泛化能力的干擾變數。若將</w:t>
-      </w:r>
-      <w:r>
-        <w:rPr>
-          <w:rFonts w:hint="eastAsia"/>
-        </w:rPr>
-        <w:t>Driver</w:t>
-      </w:r>
-      <w:r>
-        <w:rPr>
-          <w:rFonts w:hint="eastAsia"/>
-        </w:rPr>
-        <w:t>放進去訓練，模型會傾向死背訓練集裡特定車手的進站習慣，導致嚴重</w:t>
-      </w:r>
-      <w:proofErr w:type="gramStart"/>
-      <w:r>
-        <w:rPr>
-          <w:rFonts w:hint="eastAsia"/>
-        </w:rPr>
-        <w:t>的過</w:t>
-      </w:r>
-      <w:r>
-        <w:rPr>
-          <w:rFonts w:hint="eastAsia"/>
-        </w:rPr>
-        <w:t>擬合</w:t>
-      </w:r>
-      <w:proofErr w:type="gramEnd"/>
-      <w:r>
-        <w:rPr>
-          <w:rFonts w:hint="eastAsia"/>
-        </w:rPr>
-        <w:t>。因此第一步是將這兩</w:t>
-      </w:r>
-      <w:proofErr w:type="gramStart"/>
-      <w:r>
-        <w:rPr>
-          <w:rFonts w:hint="eastAsia"/>
-        </w:rPr>
-        <w:t>個</w:t>
-      </w:r>
-      <w:proofErr w:type="gramEnd"/>
-      <w:r>
-        <w:rPr>
-          <w:rFonts w:hint="eastAsia"/>
-        </w:rPr>
-        <w:t>特徵移除。接著針對輪胎損耗加入了進階特徵：</w:t>
-      </w:r>
-      <w:r>
-        <w:rPr>
-          <w:rFonts w:hint="eastAsia"/>
-        </w:rPr>
-        <w:t>計算每圈的</w:t>
+        <w:t>在探索性資料分析階段，我發現資料集中的id與Driver是毫無泛化能力的干擾變數。若將Driver放進去訓練，模型會傾向死背訓練集裡特定車手的進站習慣，導致嚴重的過擬合。因此第一步是將這兩個特徵移除。接著針對輪胎損耗加入了進階特徵：計算每圈的</w:t>
       </w:r>
       <w:r>
         <w:rPr>
           <w:rFonts w:hint="eastAsia"/>
           <w:shd w:val="pct15" w:color="auto" w:fill="FFFFFF"/>
         </w:rPr>
-        <w:t>平均退化率</w:t>
+        <w:t>平均退化率Deg_per_Lap</w:t>
       </w:r>
-      <w:proofErr w:type="spellStart"/>
-      <w:r>
-        <w:rPr>
-          <w:rFonts w:hint="eastAsia"/>
-          <w:shd w:val="pct15" w:color="auto" w:fill="FFFFFF"/>
-        </w:rPr>
-        <w:t>Deg_per_Lap</w:t>
-      </w:r>
-      <w:proofErr w:type="spellEnd"/>
       <w:r>
         <w:rPr>
           <w:rFonts w:hint="eastAsia"/>
@@ -297,15 +101,7 @@
           <w:rFonts w:hint="eastAsia"/>
           <w:shd w:val="pct15" w:color="auto" w:fill="FFFFFF"/>
         </w:rPr>
-        <w:t>輪胎衰退的非線性動能</w:t>
-      </w:r>
-      <w:proofErr w:type="spellStart"/>
-      <w:r>
-        <w:rPr>
-          <w:rFonts w:hint="eastAsia"/>
-          <w:shd w:val="pct15" w:color="auto" w:fill="FFFFFF"/>
-        </w:rPr>
-        <w:t>D</w:t>
+        <w:t>輪胎衰退的非線性動能D</w:t>
       </w:r>
       <w:r>
         <w:rPr>
@@ -320,36 +116,11 @@
         </w:rPr>
         <w:t>g_Momentum</w:t>
       </w:r>
-      <w:proofErr w:type="spellEnd"/>
       <w:r>
         <w:rPr>
           <w:rFonts w:hint="eastAsia"/>
         </w:rPr>
-        <w:t>。此階段在本地</w:t>
-      </w:r>
-      <w:r>
-        <w:rPr>
-          <w:rFonts w:hint="eastAsia"/>
-        </w:rPr>
-        <w:t>OOF</w:t>
-      </w:r>
-      <w:r>
-        <w:rPr>
-          <w:rFonts w:hint="eastAsia"/>
-        </w:rPr>
-        <w:t>驗證分數達到了</w:t>
-      </w:r>
-      <w:r>
-        <w:rPr>
-          <w:rFonts w:hint="eastAsia"/>
-        </w:rPr>
-        <w:t>0.94795</w:t>
-      </w:r>
-      <w:r>
-        <w:rPr>
-          <w:rFonts w:hint="eastAsia"/>
-        </w:rPr>
-        <w:t>。</w:t>
+        <w:t>。此階段在本地OOF驗證分數達到了0.94795。</w:t>
       </w:r>
     </w:p>
     <w:p>
@@ -383,26 +154,7 @@
         <w:rPr>
           <w:rFonts w:hint="eastAsia"/>
         </w:rPr>
-        <w:t>假設有兩顆相同的</w:t>
-      </w:r>
-      <w:r>
-        <w:rPr>
-          <w:rFonts w:hint="eastAsia"/>
-        </w:rPr>
-        <w:t>C3</w:t>
-      </w:r>
-      <w:r>
-        <w:rPr>
-          <w:rFonts w:hint="eastAsia"/>
-        </w:rPr>
-        <w:t>配方輪胎，他們目前的</w:t>
-      </w:r>
-      <w:proofErr w:type="spellStart"/>
-      <w:r>
-        <w:rPr>
-          <w:rFonts w:hint="eastAsia"/>
-        </w:rPr>
-        <w:t>C</w:t>
+        <w:t>假設有兩顆相同的C3配方輪胎，他們目前的C</w:t>
       </w:r>
       <w:r>
         <w:t>u</w:t>
@@ -411,150 +163,7 @@
         <w:rPr>
           <w:rFonts w:hint="eastAsia"/>
         </w:rPr>
-        <w:t>mulative_Degration</w:t>
-      </w:r>
-      <w:proofErr w:type="spellEnd"/>
-      <w:r>
-        <w:rPr>
-          <w:rFonts w:hint="eastAsia"/>
-        </w:rPr>
-        <w:t>都是</w:t>
-      </w:r>
-      <w:r>
-        <w:rPr>
-          <w:rFonts w:hint="eastAsia"/>
-        </w:rPr>
-        <w:t>60</w:t>
-      </w:r>
-      <w:r>
-        <w:rPr>
-          <w:rFonts w:hint="eastAsia"/>
-        </w:rPr>
-        <w:t>。但</w:t>
-      </w:r>
-      <w:r>
-        <w:rPr>
-          <w:rFonts w:hint="eastAsia"/>
-        </w:rPr>
-        <w:t>A</w:t>
-      </w:r>
-      <w:r>
-        <w:rPr>
-          <w:rFonts w:hint="eastAsia"/>
-        </w:rPr>
-        <w:t>輪胎的</w:t>
-      </w:r>
-      <w:proofErr w:type="gramStart"/>
-      <w:r>
-        <w:rPr>
-          <w:rFonts w:hint="eastAsia"/>
-        </w:rPr>
-        <w:t>已用圈數</w:t>
-      </w:r>
-      <w:proofErr w:type="gramEnd"/>
-      <w:r>
-        <w:rPr>
-          <w:rFonts w:hint="eastAsia"/>
-        </w:rPr>
-        <w:t>是</w:t>
-      </w:r>
-      <w:r>
-        <w:rPr>
-          <w:rFonts w:hint="eastAsia"/>
-        </w:rPr>
-        <w:t>15</w:t>
-      </w:r>
-      <w:r>
-        <w:rPr>
-          <w:rFonts w:hint="eastAsia"/>
-        </w:rPr>
-        <w:t>圈，</w:t>
-      </w:r>
-      <w:r>
-        <w:rPr>
-          <w:rFonts w:hint="eastAsia"/>
-        </w:rPr>
-        <w:t>B</w:t>
-      </w:r>
-      <w:r>
-        <w:rPr>
-          <w:rFonts w:hint="eastAsia"/>
-        </w:rPr>
-        <w:t>輪胎是</w:t>
-      </w:r>
-      <w:r>
-        <w:rPr>
-          <w:rFonts w:hint="eastAsia"/>
-        </w:rPr>
-        <w:t>40</w:t>
-      </w:r>
-      <w:r>
-        <w:rPr>
-          <w:rFonts w:hint="eastAsia"/>
-        </w:rPr>
-        <w:t>圈。透過</w:t>
-      </w:r>
-      <w:proofErr w:type="spellStart"/>
-      <w:r>
-        <w:rPr>
-          <w:rFonts w:hint="eastAsia"/>
-        </w:rPr>
-        <w:t>Deg_per_Lap</w:t>
-      </w:r>
-      <w:proofErr w:type="spellEnd"/>
-      <w:r>
-        <w:rPr>
-          <w:rFonts w:hint="eastAsia"/>
-        </w:rPr>
-        <w:t>特徵，模型可以直接讀取到</w:t>
-      </w:r>
-      <w:r>
-        <w:rPr>
-          <w:rFonts w:hint="eastAsia"/>
-        </w:rPr>
-        <w:t>A</w:t>
-      </w:r>
-      <w:r>
-        <w:rPr>
-          <w:rFonts w:hint="eastAsia"/>
-        </w:rPr>
-        <w:t>輪胎每圈磨損高達</w:t>
-      </w:r>
-      <w:r>
-        <w:rPr>
-          <w:rFonts w:hint="eastAsia"/>
-        </w:rPr>
-        <w:t>4</w:t>
-      </w:r>
-      <w:r>
-        <w:rPr>
-          <w:rFonts w:hint="eastAsia"/>
-        </w:rPr>
-        <w:t>，而</w:t>
-      </w:r>
-      <w:r>
-        <w:rPr>
-          <w:rFonts w:hint="eastAsia"/>
-        </w:rPr>
-        <w:t>B</w:t>
-      </w:r>
-      <w:r>
-        <w:rPr>
-          <w:rFonts w:hint="eastAsia"/>
-        </w:rPr>
-        <w:t>輪胎僅磨損</w:t>
-      </w:r>
-      <w:r>
-        <w:rPr>
-          <w:rFonts w:hint="eastAsia"/>
-        </w:rPr>
-        <w:t>1.5</w:t>
-      </w:r>
-      <w:r>
-        <w:rPr>
-          <w:rFonts w:hint="eastAsia"/>
-        </w:rPr>
-        <w:t>。</w:t>
+        <w:t>mulative_Degration都是60。但A輪胎的已用圈數是15圈，B輪胎是40圈。透過Deg_per_Lap特徵，模型可以直接讀取到A輪胎每圈磨損高達4，而B輪胎僅磨損1.5。</w:t>
       </w:r>
     </w:p>
     <w:p>
@@ -574,19 +183,7 @@
         <w:rPr>
           <w:rFonts w:hint="eastAsia"/>
         </w:rPr>
-        <w:t>模型藉此能更明確判斷</w:t>
-      </w:r>
-      <w:r>
-        <w:rPr>
-          <w:rFonts w:hint="eastAsia"/>
-        </w:rPr>
-        <w:t>A</w:t>
-      </w:r>
-      <w:r>
-        <w:rPr>
-          <w:rFonts w:hint="eastAsia"/>
-        </w:rPr>
-        <w:t>輪胎已經面臨懸崖期，下一圈進站的機率更高，從而更好的抓出規律。</w:t>
+        <w:t>模型藉此能更明確判斷A輪胎已經面臨懸崖期，下一圈進站的機率更高，從而更好的抓出規律。</w:t>
       </w:r>
     </w:p>
     <w:p>
@@ -612,153 +209,34 @@
         <w:rPr>
           <w:rFonts w:hint="eastAsia"/>
         </w:rPr>
-        <w:t>完成基礎的特徵工程和模型建構後，第一次</w:t>
+        <w:t>完成基礎的特徵工程和模型建構後，第一次上傳拿到的分數為0.94714。而後面兩次的提交我調整了LightGBM的學習率也加入了XGBoost進行加權融合，但是連續三次的分數都卡在0.94714。</w:t>
       </w:r>
-      <w:proofErr w:type="gramStart"/>
+    </w:p>
+    <w:p>
+      <w:pPr>
+        <w:pStyle w:val="ListParagraph"/>
+        <w:rPr>
+          <w:rFonts w:hint="eastAsia"/>
+        </w:rPr>
+      </w:pPr>
       <w:r>
         <w:rPr>
           <w:rFonts w:hint="eastAsia"/>
         </w:rPr>
-        <w:t>上傳拿到</w:t>
-      </w:r>
-      <w:proofErr w:type="gramEnd"/>
-      <w:r>
-        <w:rPr>
-          <w:rFonts w:hint="eastAsia"/>
-        </w:rPr>
-        <w:t>的分數為</w:t>
-      </w:r>
-      <w:r>
-        <w:rPr>
-          <w:rFonts w:hint="eastAsia"/>
-        </w:rPr>
-        <w:t>0.94714</w:t>
-      </w:r>
-      <w:r>
-        <w:rPr>
-          <w:rFonts w:hint="eastAsia"/>
-        </w:rPr>
-        <w:t>。而後面兩次的提交我調整了</w:t>
-      </w:r>
-      <w:proofErr w:type="spellStart"/>
-      <w:r>
-        <w:rPr>
-          <w:rFonts w:hint="eastAsia"/>
-        </w:rPr>
-        <w:t>LightGBM</w:t>
-      </w:r>
-      <w:proofErr w:type="spellEnd"/>
-      <w:r>
-        <w:rPr>
-          <w:rFonts w:hint="eastAsia"/>
-        </w:rPr>
-        <w:t>的學習率也加入了</w:t>
-      </w:r>
-      <w:proofErr w:type="spellStart"/>
-      <w:r>
-        <w:rPr>
-          <w:rFonts w:hint="eastAsia"/>
-        </w:rPr>
-        <w:t>XGBoost</w:t>
-      </w:r>
-      <w:proofErr w:type="spellEnd"/>
-      <w:r>
-        <w:rPr>
-          <w:rFonts w:hint="eastAsia"/>
-        </w:rPr>
-        <w:t>進行加權融合，但是連續三次的分數都卡在</w:t>
-      </w:r>
-      <w:r>
-        <w:rPr>
-          <w:rFonts w:hint="eastAsia"/>
-        </w:rPr>
-        <w:t>0.94714</w:t>
-      </w:r>
-      <w:r>
-        <w:rPr>
-          <w:rFonts w:hint="eastAsia"/>
-        </w:rPr>
-        <w:t>。</w:t>
-      </w:r>
-    </w:p>
-    <w:p>
-      <w:pPr>
-        <w:pStyle w:val="ListParagraph"/>
-        <w:rPr>
-          <w:rFonts w:hint="eastAsia"/>
-        </w:rPr>
-      </w:pPr>
-      <w:r>
-        <w:rPr>
-          <w:rFonts w:hint="eastAsia"/>
-        </w:rPr>
-        <w:t>這在</w:t>
-      </w:r>
-      <w:r>
-        <w:rPr>
-          <w:rFonts w:hint="eastAsia"/>
-        </w:rPr>
-        <w:t>AUC</w:t>
-      </w:r>
-      <w:r>
-        <w:rPr>
-          <w:rFonts w:hint="eastAsia"/>
-        </w:rPr>
-        <w:t>評估指標中代表的是模型的</w:t>
+        <w:t>這在AUC評估指標中代表的是模型的</w:t>
       </w:r>
       <w:r>
         <w:rPr>
           <w:rFonts w:hint="eastAsia"/>
           <w:shd w:val="pct15" w:color="auto" w:fill="FFFFFF"/>
         </w:rPr>
-        <w:t>預測</w:t>
-      </w:r>
-      <w:r>
-        <w:rPr>
-          <w:rFonts w:hint="eastAsia"/>
-          <w:shd w:val="pct15" w:color="auto" w:fill="FFFFFF"/>
-        </w:rPr>
-        <w:t>排序已經固化</w:t>
+        <w:t>預測排序已經固化</w:t>
       </w:r>
       <w:r>
         <w:rPr>
           <w:rFonts w:hint="eastAsia"/>
         </w:rPr>
-        <w:t>。</w:t>
-      </w:r>
-      <w:proofErr w:type="gramStart"/>
-      <w:r>
-        <w:rPr>
-          <w:rFonts w:hint="eastAsia"/>
-        </w:rPr>
-        <w:t>威然調整</w:t>
-      </w:r>
-      <w:proofErr w:type="gramEnd"/>
-      <w:r>
-        <w:rPr>
-          <w:rFonts w:hint="eastAsia"/>
-        </w:rPr>
-        <w:t>了</w:t>
-      </w:r>
-      <w:r>
-        <w:rPr>
-          <w:rFonts w:hint="eastAsia"/>
-        </w:rPr>
-        <w:t>超參數與機率直，但這些微調並沒有改變樣本之間誰大誰小的相對順序。代表單純的</w:t>
-      </w:r>
-      <w:proofErr w:type="gramStart"/>
-      <w:r>
-        <w:rPr>
-          <w:rFonts w:hint="eastAsia"/>
-        </w:rPr>
-        <w:t>調參已經</w:t>
-      </w:r>
-      <w:proofErr w:type="gramEnd"/>
-      <w:r>
-        <w:rPr>
-          <w:rFonts w:hint="eastAsia"/>
-        </w:rPr>
-        <w:t>達到物理極限。</w:t>
+        <w:t>。雖然調整了超參數與機率直，但這些微調並沒有改變樣本之間誰大誰小的相對順序。代表單純的調參已經達到物理極限。</w:t>
       </w:r>
     </w:p>
     <w:p>
@@ -775,21 +253,7 @@
         <w:rPr>
           <w:rFonts w:hint="eastAsia"/>
         </w:rPr>
-        <w:t>多模型投票與</w:t>
-      </w:r>
-      <w:proofErr w:type="gramStart"/>
-      <w:r>
-        <w:rPr>
-          <w:rFonts w:hint="eastAsia"/>
-        </w:rPr>
-        <w:t>銓</w:t>
-      </w:r>
-      <w:proofErr w:type="gramEnd"/>
-      <w:r>
-        <w:rPr>
-          <w:rFonts w:hint="eastAsia"/>
-        </w:rPr>
-        <w:t>重配置</w:t>
+        <w:t>多模型投票與權重配置</w:t>
       </w:r>
     </w:p>
     <w:p>
@@ -806,35 +270,7 @@
         <w:rPr>
           <w:rFonts w:hint="eastAsia"/>
         </w:rPr>
-        <w:t>意識到單一模型無法突破後，我加入在處理類別特徵上具有優勢的</w:t>
-      </w:r>
-      <w:proofErr w:type="spellStart"/>
-      <w:r>
-        <w:rPr>
-          <w:rFonts w:hint="eastAsia"/>
-        </w:rPr>
-        <w:t>CatBoost</w:t>
-      </w:r>
-      <w:proofErr w:type="spellEnd"/>
-      <w:r>
-        <w:rPr>
-          <w:rFonts w:hint="eastAsia"/>
-        </w:rPr>
-        <w:t>，現在是一個</w:t>
-      </w:r>
-      <w:proofErr w:type="gramStart"/>
-      <w:r>
-        <w:rPr>
-          <w:rFonts w:hint="eastAsia"/>
-        </w:rPr>
-        <w:t>三</w:t>
-      </w:r>
-      <w:proofErr w:type="gramEnd"/>
-      <w:r>
-        <w:rPr>
-          <w:rFonts w:hint="eastAsia"/>
-        </w:rPr>
-        <w:t>模型的系統。</w:t>
+        <w:t>意識到單一模型無法突破後，我加入在處理類別特徵上具有優勢的CatBoost，現在是一個三模型的系統。</w:t>
       </w:r>
       <w:r>
         <w:br/>
@@ -843,19 +279,7 @@
         <w:rPr>
           <w:rFonts w:hint="eastAsia"/>
         </w:rPr>
-        <w:t>使用</w:t>
-      </w:r>
-      <w:r>
-        <w:rPr>
-          <w:rFonts w:hint="eastAsia"/>
-        </w:rPr>
-        <w:t>Soft Voting</w:t>
-      </w:r>
-      <w:r>
-        <w:rPr>
-          <w:rFonts w:hint="eastAsia"/>
-        </w:rPr>
-        <w:t>來進行融合，並根據特性給於不同權重：</w:t>
+        <w:t>使用Soft Voting來進行融合，並根據特性給於不同權重：</w:t>
       </w:r>
     </w:p>
     <w:p>
@@ -868,45 +292,11 @@
         </w:pBdr>
         <w:ind w:left="720"/>
       </w:pPr>
-      <w:proofErr w:type="spellStart"/>
       <w:r>
         <w:rPr>
           <w:rFonts w:hint="eastAsia"/>
         </w:rPr>
-        <w:t>CatBoost</w:t>
-      </w:r>
-      <w:proofErr w:type="spellEnd"/>
-      <w:r>
-        <w:rPr>
-          <w:rFonts w:hint="eastAsia"/>
-        </w:rPr>
-        <w:t xml:space="preserve"> 40%</w:t>
-      </w:r>
-      <w:r>
-        <w:rPr>
-          <w:rFonts w:hint="eastAsia"/>
-        </w:rPr>
-        <w:t>：負責主導類別特徵的預測，設定</w:t>
-      </w:r>
-      <w:r>
-        <w:rPr>
-          <w:rFonts w:hint="eastAsia"/>
-        </w:rPr>
-        <w:t xml:space="preserve">2000 </w:t>
-      </w:r>
-      <w:proofErr w:type="spellStart"/>
-      <w:r>
-        <w:rPr>
-          <w:rFonts w:hint="eastAsia"/>
-        </w:rPr>
-        <w:t>interations</w:t>
-      </w:r>
-      <w:proofErr w:type="spellEnd"/>
-      <w:r>
-        <w:rPr>
-          <w:rFonts w:hint="eastAsia"/>
-        </w:rPr>
-        <w:t>。</w:t>
+        <w:t xml:space="preserve">CatBoost 40%：負責主導類別特徵的預測，設定2000 interations。</w:t>
       </w:r>
     </w:p>
     <w:p>
@@ -919,52 +309,12 @@
         </w:pBdr>
         <w:ind w:left="720"/>
       </w:pPr>
-      <w:proofErr w:type="spellStart"/>
       <w:r>
         <w:rPr>
           <w:rFonts w:hint="eastAsia"/>
         </w:rPr>
         <w:lastRenderedPageBreak/>
-        <w:t>LightGBM</w:t>
-      </w:r>
-      <w:proofErr w:type="spellEnd"/>
-      <w:r>
-        <w:rPr>
-          <w:rFonts w:hint="eastAsia"/>
-        </w:rPr>
-        <w:t xml:space="preserve"> 35%</w:t>
-      </w:r>
-      <w:r>
-        <w:rPr>
-          <w:rFonts w:hint="eastAsia"/>
-        </w:rPr>
-        <w:t>：負責捕捉樹執行特徵的細微決糙邊界，</w:t>
-      </w:r>
-      <w:proofErr w:type="spellStart"/>
-      <w:r>
-        <w:rPr>
-          <w:rFonts w:hint="eastAsia"/>
-        </w:rPr>
-        <w:t>max_depth</w:t>
-      </w:r>
-      <w:proofErr w:type="spellEnd"/>
-      <w:r>
-        <w:rPr>
-          <w:rFonts w:hint="eastAsia"/>
-        </w:rPr>
-        <w:t>設為</w:t>
-      </w:r>
-      <w:r>
-        <w:rPr>
-          <w:rFonts w:hint="eastAsia"/>
-        </w:rPr>
-        <w:t>7</w:t>
-      </w:r>
-      <w:r>
-        <w:rPr>
-          <w:rFonts w:hint="eastAsia"/>
-        </w:rPr>
-        <w:t>。</w:t>
+        <w:t xml:space="preserve">LightGBM 35%：負責捕捉樹執行特徵的細微決策邊界，max_depth設為7。</w:t>
       </w:r>
     </w:p>
     <w:p>
@@ -980,25 +330,11 @@
           <w:rFonts w:hint="eastAsia"/>
         </w:rPr>
       </w:pPr>
-      <w:proofErr w:type="spellStart"/>
       <w:r>
         <w:rPr>
           <w:rFonts w:hint="eastAsia"/>
         </w:rPr>
-        <w:t>XGBoost</w:t>
-      </w:r>
-      <w:proofErr w:type="spellEnd"/>
-      <w:r>
-        <w:rPr>
-          <w:rFonts w:hint="eastAsia"/>
-        </w:rPr>
-        <w:t xml:space="preserve"> 25%</w:t>
-      </w:r>
-      <w:r>
-        <w:rPr>
-          <w:rFonts w:hint="eastAsia"/>
-        </w:rPr>
-        <w:t>：作為防護網，強化政則畫以防止過擬合，確保預測下限。</w:t>
+        <w:t xml:space="preserve">XGBoost 25%：作為防護網，強化正則化以防止過擬合，確保預測下限。</w:t>
       </w:r>
     </w:p>
     <w:p/>
@@ -1022,97 +358,21 @@
         <w:rPr>
           <w:rFonts w:hint="eastAsia"/>
         </w:rPr>
-        <w:t>加入</w:t>
+        <w:t>加入Lap特徵（導致報錯）</w:t>
       </w:r>
+    </w:p>
+    <w:p>
+      <w:pPr>
+        <w:pStyle w:val="ListParagraph"/>
+        <w:rPr>
+          <w:rFonts w:hint="eastAsia"/>
+        </w:rPr>
+      </w:pPr>
       <w:r>
         <w:rPr>
           <w:rFonts w:hint="eastAsia"/>
         </w:rPr>
-        <w:t>Lap</w:t>
-      </w:r>
-      <w:r>
-        <w:rPr>
-          <w:rFonts w:hint="eastAsia"/>
-        </w:rPr>
-        <w:t>特徵（導致報錯）</w:t>
-      </w:r>
-    </w:p>
-    <w:p>
-      <w:pPr>
-        <w:pStyle w:val="ListParagraph"/>
-        <w:rPr>
-          <w:rFonts w:hint="eastAsia"/>
-        </w:rPr>
-      </w:pPr>
-      <w:r>
-        <w:rPr>
-          <w:rFonts w:hint="eastAsia"/>
-        </w:rPr>
-        <w:t>原本想</w:t>
-      </w:r>
-      <w:r>
-        <w:rPr>
-          <w:rFonts w:hint="eastAsia"/>
-        </w:rPr>
-        <w:t>利用</w:t>
-      </w:r>
-      <w:proofErr w:type="spellStart"/>
-      <w:r>
-        <w:rPr>
-          <w:rFonts w:hint="eastAsia"/>
-        </w:rPr>
-        <w:t>TyreLife</w:t>
-      </w:r>
-      <w:proofErr w:type="spellEnd"/>
-      <w:r>
-        <w:rPr>
-          <w:rFonts w:hint="eastAsia"/>
-        </w:rPr>
-        <w:t>/Lap</w:t>
-      </w:r>
-      <w:r>
-        <w:rPr>
-          <w:rFonts w:hint="eastAsia"/>
-        </w:rPr>
-        <w:t>來計算生命週期比例。但是實際執行才發現官方給的測試集刻意移除了</w:t>
-      </w:r>
-      <w:r>
-        <w:rPr>
-          <w:rFonts w:hint="eastAsia"/>
-        </w:rPr>
-        <w:t>Lap</w:t>
-      </w:r>
-      <w:r>
-        <w:rPr>
-          <w:rFonts w:hint="eastAsia"/>
-        </w:rPr>
-        <w:t>這個欄位，導致</w:t>
-      </w:r>
-      <w:proofErr w:type="spellStart"/>
-      <w:r>
-        <w:rPr>
-          <w:rFonts w:hint="eastAsia"/>
-        </w:rPr>
-        <w:t>KeyError</w:t>
-      </w:r>
-      <w:proofErr w:type="spellEnd"/>
-      <w:r>
-        <w:rPr>
-          <w:rFonts w:hint="eastAsia"/>
-        </w:rPr>
-        <w:t>。</w:t>
-      </w:r>
-      <w:r>
-        <w:rPr>
-          <w:rFonts w:hint="eastAsia"/>
-        </w:rPr>
-        <w:t>代表</w:t>
-      </w:r>
-      <w:r>
-        <w:rPr>
-          <w:rFonts w:hint="eastAsia"/>
-        </w:rPr>
-        <w:t>數據往往與真實世界不同，必須以資料集的交集為主。</w:t>
+        <w:t>原本想利用TyreLife/Lap來計算生命週期比例。但是實際執行才發現官方給的測試集刻意移除了Lap這個欄位，導致KeyError。代表數據往往與真實世界不同，必須以資料集的交集為主。</w:t>
       </w:r>
     </w:p>
     <w:p>
@@ -1123,7 +383,6 @@
           <w:numId w:val="21"/>
         </w:numPr>
       </w:pPr>
-      <w:proofErr w:type="spellStart"/>
       <w:r>
         <w:rPr>
           <w:rFonts w:hint="eastAsia"/>
@@ -1137,63 +396,18 @@
         <w:rPr>
           <w:rFonts w:hint="eastAsia"/>
         </w:rPr>
-        <w:t>ost</w:t>
+        <w:t>ost權重過高（跌出水準）</w:t>
       </w:r>
-      <w:proofErr w:type="spellEnd"/>
+    </w:p>
+    <w:p>
+      <w:pPr>
+        <w:pStyle w:val="ListParagraph"/>
+      </w:pPr>
       <w:r>
         <w:rPr>
           <w:rFonts w:hint="eastAsia"/>
         </w:rPr>
-        <w:t>權重過高（跌出水準）</w:t>
-      </w:r>
-    </w:p>
-    <w:p>
-      <w:pPr>
-        <w:pStyle w:val="ListParagraph"/>
-      </w:pPr>
-      <w:r>
-        <w:rPr>
-          <w:rFonts w:hint="eastAsia"/>
-        </w:rPr>
-        <w:t>在某一次中，</w:t>
-      </w:r>
-      <w:proofErr w:type="gramStart"/>
-      <w:r>
-        <w:rPr>
-          <w:rFonts w:hint="eastAsia"/>
-        </w:rPr>
-        <w:t>我將權重</w:t>
-      </w:r>
-      <w:proofErr w:type="gramEnd"/>
-      <w:r>
-        <w:rPr>
-          <w:rFonts w:hint="eastAsia"/>
-        </w:rPr>
-        <w:t>調高至</w:t>
-      </w:r>
-      <w:r>
-        <w:rPr>
-          <w:rFonts w:hint="eastAsia"/>
-        </w:rPr>
-        <w:t>0.45</w:t>
-      </w:r>
-      <w:r>
-        <w:rPr>
-          <w:rFonts w:hint="eastAsia"/>
-        </w:rPr>
-        <w:t>。但是樹模型的特性讓他對合成數據的邊界過於敏感，導致本地預測分布變形，因此最終將其下調製</w:t>
-      </w:r>
-      <w:r>
-        <w:rPr>
-          <w:rFonts w:hint="eastAsia"/>
-        </w:rPr>
-        <w:t>0.25</w:t>
-      </w:r>
-      <w:r>
-        <w:rPr>
-          <w:rFonts w:hint="eastAsia"/>
-        </w:rPr>
-        <w:t>作為輔助。</w:t>
+        <w:t>在某一次中，我將權重調高至0.45。但是樹模型的特性讓他對合成數據的邊界過於敏感，導致本地預測分布變形，因此最終將其下調至0.25作為輔助。</w:t>
       </w:r>
     </w:p>
     <w:p>
@@ -1208,13 +422,7 @@
         <w:rPr>
           <w:rFonts w:hint="eastAsia"/>
         </w:rPr>
-        <w:t>放棄過度擬合</w:t>
-      </w:r>
-      <w:r>
-        <w:rPr>
-          <w:rFonts w:hint="eastAsia"/>
-        </w:rPr>
-        <w:t>P</w:t>
+        <w:t>放棄過度擬合P</w:t>
       </w:r>
       <w:r>
         <w:t>u</w:t>
@@ -1234,67 +442,7 @@
         <w:rPr>
           <w:rFonts w:hint="eastAsia"/>
         </w:rPr>
-        <w:t>原本考慮使用</w:t>
-      </w:r>
-      <w:r>
-        <w:rPr>
-          <w:rFonts w:hint="eastAsia"/>
-        </w:rPr>
-        <w:t>Target Encoding</w:t>
-      </w:r>
-      <w:r>
-        <w:rPr>
-          <w:rFonts w:hint="eastAsia"/>
-        </w:rPr>
-        <w:t>或是高風險的</w:t>
-      </w:r>
-      <w:r>
-        <w:rPr>
-          <w:rFonts w:hint="eastAsia"/>
-        </w:rPr>
-        <w:t>Pseudo-Labeling</w:t>
-      </w:r>
-      <w:r>
-        <w:rPr>
-          <w:rFonts w:hint="eastAsia"/>
-        </w:rPr>
-        <w:t>來強行突破。但這容易導致</w:t>
-      </w:r>
-      <w:r>
-        <w:rPr>
-          <w:rFonts w:hint="eastAsia"/>
-        </w:rPr>
-        <w:t>Data Leakage</w:t>
-      </w:r>
-      <w:r>
-        <w:rPr>
-          <w:rFonts w:hint="eastAsia"/>
-        </w:rPr>
-        <w:t>。若為了</w:t>
-      </w:r>
-      <w:r>
-        <w:rPr>
-          <w:rFonts w:hint="eastAsia"/>
-        </w:rPr>
-        <w:t>Public</w:t>
-      </w:r>
-      <w:r>
-        <w:rPr>
-          <w:rFonts w:hint="eastAsia"/>
-        </w:rPr>
-        <w:t>分數迎合測試集，很有可能會在</w:t>
-      </w:r>
-      <w:r>
-        <w:rPr>
-          <w:rFonts w:hint="eastAsia"/>
-        </w:rPr>
-        <w:t>Private</w:t>
-      </w:r>
-      <w:r>
-        <w:rPr>
-          <w:rFonts w:hint="eastAsia"/>
-        </w:rPr>
-        <w:t>上有確認偏誤導致名次下滑。</w:t>
+        <w:t>原本考慮使用Target Encoding或是高風險的Pseudo-Labeling來強行突破。但這容易導致Data Leakage。若為了Public分數迎合測試集，很有可能會在Private上有確認偏誤導致名次下滑。</w:t>
       </w:r>
     </w:p>
     <w:p>
@@ -1317,34 +465,21 @@
         <w:rPr>
           <w:rFonts w:hint="eastAsia"/>
         </w:rPr>
-        <w:t>Kaggle Score=0.9</w:t>
+        <w:t>Kaggle Score=0.94714</w:t>
       </w:r>
+    </w:p>
+    <w:p>
+      <w:pPr>
+        <w:pStyle w:val="ListParagraph"/>
+        <w:rPr>
+          <w:rFonts w:hint="eastAsia"/>
+        </w:rPr>
+      </w:pPr>
       <w:r>
         <w:rPr>
           <w:rFonts w:hint="eastAsia"/>
         </w:rPr>
-        <w:t>4714</w:t>
-      </w:r>
-    </w:p>
-    <w:p>
-      <w:pPr>
-        <w:pStyle w:val="ListParagraph"/>
-        <w:rPr>
-          <w:rFonts w:hint="eastAsia"/>
-        </w:rPr>
-      </w:pPr>
-      <w:r>
-        <w:rPr>
-          <w:rFonts w:hint="eastAsia"/>
-        </w:rPr>
-        <w:t>面對連續同分的瓶頸，我選擇最終以</w:t>
-      </w:r>
-      <w:proofErr w:type="spellStart"/>
-      <w:r>
-        <w:rPr>
-          <w:rFonts w:hint="eastAsia"/>
-        </w:rPr>
-        <w:t>L</w:t>
+        <w:t>面對連續同分的瓶頸，我選擇最終以L</w:t>
       </w:r>
       <w:r>
         <w:t>i</w:t>
@@ -1353,42 +488,8 @@
         <w:rPr>
           <w:rFonts w:hint="eastAsia"/>
         </w:rPr>
-        <w:t>ghtGBM</w:t>
+        <w:t xml:space="preserve">ghtGBM 35%、XGBoost 25%、</w:t>
       </w:r>
-      <w:proofErr w:type="spellEnd"/>
-      <w:r>
-        <w:rPr>
-          <w:rFonts w:hint="eastAsia"/>
-        </w:rPr>
-        <w:t xml:space="preserve"> 35%</w:t>
-      </w:r>
-      <w:r>
-        <w:rPr>
-          <w:rFonts w:hint="eastAsia"/>
-        </w:rPr>
-        <w:t>、</w:t>
-      </w:r>
-      <w:proofErr w:type="spellStart"/>
-      <w:r>
-        <w:rPr>
-          <w:rFonts w:hint="eastAsia"/>
-        </w:rPr>
-        <w:t>XGBoost</w:t>
-      </w:r>
-      <w:proofErr w:type="spellEnd"/>
-      <w:r>
-        <w:rPr>
-          <w:rFonts w:hint="eastAsia"/>
-        </w:rPr>
-        <w:t xml:space="preserve"> 25%</w:t>
-      </w:r>
-      <w:r>
-        <w:rPr>
-          <w:rFonts w:hint="eastAsia"/>
-        </w:rPr>
-        <w:t>、</w:t>
-      </w:r>
-      <w:proofErr w:type="spellStart"/>
       <w:r>
         <w:t>C</w:t>
       </w:r>
@@ -1396,20 +497,7 @@
         <w:rPr>
           <w:rFonts w:hint="eastAsia"/>
         </w:rPr>
-        <w:t>atBoost</w:t>
-      </w:r>
-      <w:proofErr w:type="spellEnd"/>
-      <w:r>
-        <w:rPr>
-          <w:rFonts w:hint="eastAsia"/>
-        </w:rPr>
-        <w:t xml:space="preserve"> 40%</w:t>
-      </w:r>
-      <w:r>
-        <w:rPr>
-          <w:rFonts w:hint="eastAsia"/>
-        </w:rPr>
-        <w:t>作為最終提交檔。</w:t>
+        <w:t xml:space="preserve">atBoost 40%作為最終提交檔。</w:t>
       </w:r>
     </w:p>
     <w:sectPr>
